--- a/docs/store/mumark-1.0.0/mumark-1.0.0-api24-experience-selftest.docx
+++ b/docs/store/mumark-1.0.0/mumark-1.0.0-api24-experience-selftest.docx
@@ -12,7 +12,7 @@
     </w:p>
     <w:p>
       <w:r>
-        <w:t>2026-10-21 · 版本 1.0.0 · API 24 · ST-QUALITY-001</w:t>
+        <w:t>2026-10-22 更新 · 版本 1.0.0 · API 24 · ST-QUALITY-001 / ST-QUALITY-002</w:t>
       </w:r>
     </w:p>
     <w:p>
@@ -25,7 +25,7 @@
     </w:p>
     <w:p>
       <w:r>
-        <w:t>已完成本报告列出的 PC 真机及手机模拟器检查，10 组宿主自动化回归全部通过。窗口控制、响应式布局、正文保存与重开、HTML 导出、手机查找及预览未发现本轮阻断问题。</w:t>
+        <w:t>已完成本报告列出的 PC 真机及 API 24 手机模拟器检查，11 组宿主自动化回归全部通过。本次补齐系统主题跟随、可聚焦的文档行及大纲、查找焦点与 Escape 返回，完成系统分屏比例调节。原有窗口、保存与导出结果保留为 10 月 21 日记录，本次主题、快捷键、保存、重开和菜单补验见下文。</w:t>
       </w:r>
     </w:p>
     <w:p>
@@ -35,7 +35,7 @@
     </w:p>
     <w:p>
       <w:r>
-        <w:t>已确认的适配缺口：主题仅提供浅色与深色手动切换，没有跟随系统模式；因此通用标准 2.2.5 的系统切换场景不能标为通过。PC 分屏进入成功，但本轮拖动比例条未改变比例，比例调节仍待验证。实体触控板、外接键盘插拔、全流程键盘导航、系统字体放大、功耗/帧率/长稳及平台云测未完成。</w:t>
+        <w:t>上一轮的系统主题和分屏比例缺口已关闭。PC 主路径的 Tab/Shift+Tab、Enter/Space、编辑快捷键及系统菜单已补验；未穷举全部文件选择器、附件授权与异常弹层的键盘路径。实体触控板、外接键盘插拔、系统字体放大、功耗/帧率/长稳及平台云测仍未完成。</w:t>
       </w:r>
     </w:p>
     <w:p>
@@ -233,7 +233,7 @@
                 <w:b w:val="0"/>
                 <w:sz w:val="21"/>
               </w:rPr>
-              <w:t>c796a83；75ea02d 仅补签名验证文档</w:t>
+              <w:t>aa53fd2 加 ST-QUALITY-002；本次提交包含主题、键盘修正、测试及本报告；历史记录基线 c796a83</w:t>
             </w:r>
           </w:p>
         </w:tc>
@@ -389,7 +389,7 @@
                 <w:b w:val="0"/>
                 <w:sz w:val="21"/>
               </w:rPr>
-              <w:t>原正式签名 APP/HAP，均已验签及核对内嵌元数据；本轮未安装 app_gallery 正式包</w:t>
+              <w:t>本次源码以原正式签名重新构建 APP/HAP；验签结果见本次补验记录；设备使用既有调试签名覆盖安装，未安装 app_gallery 正式包</w:t>
             </w:r>
           </w:p>
         </w:tc>
@@ -441,12 +441,12 @@
     </w:p>
     <w:p>
       <w:r>
-        <w:t>正式 APP SHA-256：BF5FE3F29C1B5BF90200C9F6EF020E2EC39368826355B0E39E65964F46697C01。</w:t>
+        <w:t>正式 APP SHA-256：5B938203E2F0A4E33B1299F4136A5C25CBD0AE7F3A531C3FD838D0E2D8FF8862。</w:t>
       </w:r>
     </w:p>
     <w:p>
       <w:r>
-        <w:t>正式 HAP SHA-256：B3EAAB26FF83665ACA28D30CB8C56DE382E011FBE016D47D39AB04F9D0F3B93F。</w:t>
+        <w:t>正式 HAP SHA-256：048306AF5BAAB4C5DE926B7CA7B406C2CBCF69784DF9DCB1FE55AD692CA970DC。</w:t>
       </w:r>
     </w:p>
     <w:p>
@@ -474,9 +474,9 @@
         <w:tblLook w:firstColumn="1" w:firstRow="1" w:lastColumn="0" w:lastRow="0" w:noHBand="0" w:noVBand="1" w:val="04A0"/>
       </w:tblPr>
       <w:tblGrid>
-        <w:gridCol w:w="2448"/>
-        <w:gridCol w:w="936"/>
-        <w:gridCol w:w="6840"/>
+        <w:gridCol w:w="2232"/>
+        <w:gridCol w:w="1440"/>
+        <w:gridCol w:w="6552"/>
       </w:tblGrid>
       <w:tr>
         <w:trPr>
@@ -485,7 +485,7 @@
         </w:trPr>
         <w:tc>
           <w:tcPr>
-            <w:tcW w:type="dxa" w:w="2448"/>
+            <w:tcW w:type="dxa" w:w="2232"/>
             <w:shd w:fill="F0F2F4"/>
           </w:tcPr>
           <w:p>
@@ -503,7 +503,7 @@
         </w:tc>
         <w:tc>
           <w:tcPr>
-            <w:tcW w:type="dxa" w:w="936"/>
+            <w:tcW w:type="dxa" w:w="1440"/>
             <w:shd w:fill="F0F2F4"/>
           </w:tcPr>
           <w:p>
@@ -521,7 +521,7 @@
         </w:tc>
         <w:tc>
           <w:tcPr>
-            <w:tcW w:type="dxa" w:w="6840"/>
+            <w:tcW w:type="dxa" w:w="6552"/>
             <w:shd w:fill="F0F2F4"/>
           </w:tcPr>
           <w:p>
@@ -544,7 +544,7 @@
         </w:trPr>
         <w:tc>
           <w:tcPr>
-            <w:tcW w:type="dxa" w:w="2448"/>
+            <w:tcW w:type="dxa" w:w="2232"/>
           </w:tcPr>
           <w:p>
             <w:pPr>
@@ -561,7 +561,7 @@
         </w:tc>
         <w:tc>
           <w:tcPr>
-            <w:tcW w:type="dxa" w:w="936"/>
+            <w:tcW w:type="dxa" w:w="1440"/>
           </w:tcPr>
           <w:p>
             <w:pPr>
@@ -578,7 +578,7 @@
         </w:tc>
         <w:tc>
           <w:tcPr>
-            <w:tcW w:type="dxa" w:w="6840"/>
+            <w:tcW w:type="dxa" w:w="6552"/>
           </w:tcPr>
           <w:p>
             <w:pPr>
@@ -600,7 +600,7 @@
         </w:trPr>
         <w:tc>
           <w:tcPr>
-            <w:tcW w:type="dxa" w:w="2448"/>
+            <w:tcW w:type="dxa" w:w="2232"/>
           </w:tcPr>
           <w:p>
             <w:pPr>
@@ -617,7 +617,7 @@
         </w:tc>
         <w:tc>
           <w:tcPr>
-            <w:tcW w:type="dxa" w:w="936"/>
+            <w:tcW w:type="dxa" w:w="1440"/>
           </w:tcPr>
           <w:p>
             <w:pPr>
@@ -634,7 +634,7 @@
         </w:tc>
         <w:tc>
           <w:tcPr>
-            <w:tcW w:type="dxa" w:w="6840"/>
+            <w:tcW w:type="dxa" w:w="6552"/>
           </w:tcPr>
           <w:p>
             <w:pPr>
@@ -656,7 +656,7 @@
         </w:trPr>
         <w:tc>
           <w:tcPr>
-            <w:tcW w:type="dxa" w:w="2448"/>
+            <w:tcW w:type="dxa" w:w="2232"/>
           </w:tcPr>
           <w:p>
             <w:pPr>
@@ -673,7 +673,7 @@
         </w:tc>
         <w:tc>
           <w:tcPr>
-            <w:tcW w:type="dxa" w:w="936"/>
+            <w:tcW w:type="dxa" w:w="1440"/>
           </w:tcPr>
           <w:p>
             <w:pPr>
@@ -690,7 +690,7 @@
         </w:tc>
         <w:tc>
           <w:tcPr>
-            <w:tcW w:type="dxa" w:w="6840"/>
+            <w:tcW w:type="dxa" w:w="6552"/>
           </w:tcPr>
           <w:p>
             <w:pPr>
@@ -712,7 +712,7 @@
         </w:trPr>
         <w:tc>
           <w:tcPr>
-            <w:tcW w:type="dxa" w:w="2448"/>
+            <w:tcW w:type="dxa" w:w="2232"/>
           </w:tcPr>
           <w:p>
             <w:pPr>
@@ -729,7 +729,7 @@
         </w:tc>
         <w:tc>
           <w:tcPr>
-            <w:tcW w:type="dxa" w:w="936"/>
+            <w:tcW w:type="dxa" w:w="1440"/>
           </w:tcPr>
           <w:p>
             <w:pPr>
@@ -746,7 +746,7 @@
         </w:tc>
         <w:tc>
           <w:tcPr>
-            <w:tcW w:type="dxa" w:w="6840"/>
+            <w:tcW w:type="dxa" w:w="6552"/>
           </w:tcPr>
           <w:p>
             <w:pPr>
@@ -768,7 +768,7 @@
         </w:trPr>
         <w:tc>
           <w:tcPr>
-            <w:tcW w:type="dxa" w:w="2448"/>
+            <w:tcW w:type="dxa" w:w="2232"/>
           </w:tcPr>
           <w:p>
             <w:pPr>
@@ -785,7 +785,7 @@
         </w:tc>
         <w:tc>
           <w:tcPr>
-            <w:tcW w:type="dxa" w:w="936"/>
+            <w:tcW w:type="dxa" w:w="1440"/>
           </w:tcPr>
           <w:p>
             <w:pPr>
@@ -802,7 +802,7 @@
         </w:tc>
         <w:tc>
           <w:tcPr>
-            <w:tcW w:type="dxa" w:w="6840"/>
+            <w:tcW w:type="dxa" w:w="6552"/>
           </w:tcPr>
           <w:p>
             <w:pPr>
@@ -824,7 +824,7 @@
         </w:trPr>
         <w:tc>
           <w:tcPr>
-            <w:tcW w:type="dxa" w:w="2448"/>
+            <w:tcW w:type="dxa" w:w="2232"/>
           </w:tcPr>
           <w:p>
             <w:pPr>
@@ -841,7 +841,7 @@
         </w:tc>
         <w:tc>
           <w:tcPr>
-            <w:tcW w:type="dxa" w:w="936"/>
+            <w:tcW w:type="dxa" w:w="1440"/>
           </w:tcPr>
           <w:p>
             <w:pPr>
@@ -858,7 +858,7 @@
         </w:tc>
         <w:tc>
           <w:tcPr>
-            <w:tcW w:type="dxa" w:w="6840"/>
+            <w:tcW w:type="dxa" w:w="6552"/>
           </w:tcPr>
           <w:p>
             <w:pPr>
@@ -880,7 +880,7 @@
         </w:trPr>
         <w:tc>
           <w:tcPr>
-            <w:tcW w:type="dxa" w:w="2448"/>
+            <w:tcW w:type="dxa" w:w="2232"/>
           </w:tcPr>
           <w:p>
             <w:pPr>
@@ -897,7 +897,7 @@
         </w:tc>
         <w:tc>
           <w:tcPr>
-            <w:tcW w:type="dxa" w:w="936"/>
+            <w:tcW w:type="dxa" w:w="1440"/>
           </w:tcPr>
           <w:p>
             <w:pPr>
@@ -914,7 +914,7 @@
         </w:tc>
         <w:tc>
           <w:tcPr>
-            <w:tcW w:type="dxa" w:w="6840"/>
+            <w:tcW w:type="dxa" w:w="6552"/>
           </w:tcPr>
           <w:p>
             <w:pPr>
@@ -936,7 +936,7 @@
         </w:trPr>
         <w:tc>
           <w:tcPr>
-            <w:tcW w:type="dxa" w:w="2448"/>
+            <w:tcW w:type="dxa" w:w="2232"/>
           </w:tcPr>
           <w:p>
             <w:pPr>
@@ -953,7 +953,7 @@
         </w:tc>
         <w:tc>
           <w:tcPr>
-            <w:tcW w:type="dxa" w:w="936"/>
+            <w:tcW w:type="dxa" w:w="1440"/>
           </w:tcPr>
           <w:p>
             <w:pPr>
@@ -970,7 +970,7 @@
         </w:tc>
         <w:tc>
           <w:tcPr>
-            <w:tcW w:type="dxa" w:w="6840"/>
+            <w:tcW w:type="dxa" w:w="6552"/>
           </w:tcPr>
           <w:p>
             <w:pPr>
@@ -992,7 +992,7 @@
         </w:trPr>
         <w:tc>
           <w:tcPr>
-            <w:tcW w:type="dxa" w:w="2448"/>
+            <w:tcW w:type="dxa" w:w="2232"/>
           </w:tcPr>
           <w:p>
             <w:pPr>
@@ -1009,7 +1009,7 @@
         </w:tc>
         <w:tc>
           <w:tcPr>
-            <w:tcW w:type="dxa" w:w="936"/>
+            <w:tcW w:type="dxa" w:w="1440"/>
           </w:tcPr>
           <w:p>
             <w:pPr>
@@ -1026,7 +1026,7 @@
         </w:tc>
         <w:tc>
           <w:tcPr>
-            <w:tcW w:type="dxa" w:w="6840"/>
+            <w:tcW w:type="dxa" w:w="6552"/>
           </w:tcPr>
           <w:p>
             <w:pPr>
@@ -1048,7 +1048,7 @@
         </w:trPr>
         <w:tc>
           <w:tcPr>
-            <w:tcW w:type="dxa" w:w="2448"/>
+            <w:tcW w:type="dxa" w:w="2232"/>
           </w:tcPr>
           <w:p>
             <w:pPr>
@@ -1065,7 +1065,7 @@
         </w:tc>
         <w:tc>
           <w:tcPr>
-            <w:tcW w:type="dxa" w:w="936"/>
+            <w:tcW w:type="dxa" w:w="1440"/>
           </w:tcPr>
           <w:p>
             <w:pPr>
@@ -1082,7 +1082,7 @@
         </w:tc>
         <w:tc>
           <w:tcPr>
-            <w:tcW w:type="dxa" w:w="6840"/>
+            <w:tcW w:type="dxa" w:w="6552"/>
           </w:tcPr>
           <w:p>
             <w:pPr>
@@ -1104,7 +1104,7 @@
         </w:trPr>
         <w:tc>
           <w:tcPr>
-            <w:tcW w:type="dxa" w:w="2448"/>
+            <w:tcW w:type="dxa" w:w="2232"/>
           </w:tcPr>
           <w:p>
             <w:pPr>
@@ -1121,7 +1121,7 @@
         </w:tc>
         <w:tc>
           <w:tcPr>
-            <w:tcW w:type="dxa" w:w="936"/>
+            <w:tcW w:type="dxa" w:w="1440"/>
           </w:tcPr>
           <w:p>
             <w:pPr>
@@ -1138,7 +1138,7 @@
         </w:tc>
         <w:tc>
           <w:tcPr>
-            <w:tcW w:type="dxa" w:w="6840"/>
+            <w:tcW w:type="dxa" w:w="6552"/>
           </w:tcPr>
           <w:p>
             <w:pPr>
@@ -1160,7 +1160,7 @@
         </w:trPr>
         <w:tc>
           <w:tcPr>
-            <w:tcW w:type="dxa" w:w="2448"/>
+            <w:tcW w:type="dxa" w:w="2232"/>
           </w:tcPr>
           <w:p>
             <w:pPr>
@@ -1177,7 +1177,7 @@
         </w:tc>
         <w:tc>
           <w:tcPr>
-            <w:tcW w:type="dxa" w:w="936"/>
+            <w:tcW w:type="dxa" w:w="1440"/>
           </w:tcPr>
           <w:p>
             <w:pPr>
@@ -1188,13 +1188,13 @@
                 <w:b w:val="0"/>
                 <w:sz w:val="21"/>
               </w:rPr>
-              <w:t>缺口</w:t>
+              <w:t>通过本次场景</w:t>
             </w:r>
           </w:p>
         </w:tc>
         <w:tc>
           <w:tcPr>
-            <w:tcW w:type="dxa" w:w="6840"/>
+            <w:tcW w:type="dxa" w:w="6552"/>
           </w:tcPr>
           <w:p>
             <w:pPr>
@@ -1205,7 +1205,7 @@
                 <w:b w:val="0"/>
                 <w:sz w:val="21"/>
               </w:rPr>
-              <w:t>手动深色界面可用并已恢复浅色；无跟随系统模式，系统切换场景未通过</w:t>
+              <w:t>PC 和手机系统浅色/深色联动，设置、编辑和预览变色；手机手动浅色覆盖系统深色；旧手动偏好保留，系统切换不重载正文；未遍历所有业务页面组合</w:t>
             </w:r>
           </w:p>
         </w:tc>
@@ -1216,7 +1216,7 @@
         </w:trPr>
         <w:tc>
           <w:tcPr>
-            <w:tcW w:type="dxa" w:w="2448"/>
+            <w:tcW w:type="dxa" w:w="2232"/>
           </w:tcPr>
           <w:p>
             <w:pPr>
@@ -1233,7 +1233,7 @@
         </w:tc>
         <w:tc>
           <w:tcPr>
-            <w:tcW w:type="dxa" w:w="936"/>
+            <w:tcW w:type="dxa" w:w="1440"/>
           </w:tcPr>
           <w:p>
             <w:pPr>
@@ -1250,7 +1250,7 @@
         </w:tc>
         <w:tc>
           <w:tcPr>
-            <w:tcW w:type="dxa" w:w="6840"/>
+            <w:tcW w:type="dxa" w:w="6552"/>
           </w:tcPr>
           <w:p>
             <w:pPr>
@@ -1272,7 +1272,7 @@
         </w:trPr>
         <w:tc>
           <w:tcPr>
-            <w:tcW w:type="dxa" w:w="2448"/>
+            <w:tcW w:type="dxa" w:w="2232"/>
           </w:tcPr>
           <w:p>
             <w:pPr>
@@ -1289,7 +1289,7 @@
         </w:tc>
         <w:tc>
           <w:tcPr>
-            <w:tcW w:type="dxa" w:w="936"/>
+            <w:tcW w:type="dxa" w:w="1440"/>
           </w:tcPr>
           <w:p>
             <w:pPr>
@@ -1306,7 +1306,7 @@
         </w:tc>
         <w:tc>
           <w:tcPr>
-            <w:tcW w:type="dxa" w:w="6840"/>
+            <w:tcW w:type="dxa" w:w="6552"/>
           </w:tcPr>
           <w:p>
             <w:pPr>
@@ -1348,9 +1348,9 @@
         <w:tblLook w:firstColumn="1" w:firstRow="1" w:lastColumn="0" w:lastRow="0" w:noHBand="0" w:noVBand="1" w:val="04A0"/>
       </w:tblPr>
       <w:tblGrid>
-        <w:gridCol w:w="2448"/>
-        <w:gridCol w:w="936"/>
-        <w:gridCol w:w="6840"/>
+        <w:gridCol w:w="2232"/>
+        <w:gridCol w:w="1440"/>
+        <w:gridCol w:w="6552"/>
       </w:tblGrid>
       <w:tr>
         <w:trPr>
@@ -1359,7 +1359,7 @@
         </w:trPr>
         <w:tc>
           <w:tcPr>
-            <w:tcW w:type="dxa" w:w="2448"/>
+            <w:tcW w:type="dxa" w:w="2232"/>
             <w:shd w:fill="F0F2F4"/>
           </w:tcPr>
           <w:p>
@@ -1377,7 +1377,7 @@
         </w:tc>
         <w:tc>
           <w:tcPr>
-            <w:tcW w:type="dxa" w:w="936"/>
+            <w:tcW w:type="dxa" w:w="1440"/>
             <w:shd w:fill="F0F2F4"/>
           </w:tcPr>
           <w:p>
@@ -1395,7 +1395,7 @@
         </w:tc>
         <w:tc>
           <w:tcPr>
-            <w:tcW w:type="dxa" w:w="6840"/>
+            <w:tcW w:type="dxa" w:w="6552"/>
             <w:shd w:fill="F0F2F4"/>
           </w:tcPr>
           <w:p>
@@ -1418,7 +1418,7 @@
         </w:trPr>
         <w:tc>
           <w:tcPr>
-            <w:tcW w:type="dxa" w:w="2448"/>
+            <w:tcW w:type="dxa" w:w="2232"/>
           </w:tcPr>
           <w:p>
             <w:pPr>
@@ -1435,7 +1435,7 @@
         </w:tc>
         <w:tc>
           <w:tcPr>
-            <w:tcW w:type="dxa" w:w="936"/>
+            <w:tcW w:type="dxa" w:w="1440"/>
           </w:tcPr>
           <w:p>
             <w:pPr>
@@ -1452,7 +1452,7 @@
         </w:tc>
         <w:tc>
           <w:tcPr>
-            <w:tcW w:type="dxa" w:w="6840"/>
+            <w:tcW w:type="dxa" w:w="6552"/>
           </w:tcPr>
           <w:p>
             <w:pPr>
@@ -1474,7 +1474,7 @@
         </w:trPr>
         <w:tc>
           <w:tcPr>
-            <w:tcW w:type="dxa" w:w="2448"/>
+            <w:tcW w:type="dxa" w:w="2232"/>
           </w:tcPr>
           <w:p>
             <w:pPr>
@@ -1491,7 +1491,7 @@
         </w:tc>
         <w:tc>
           <w:tcPr>
-            <w:tcW w:type="dxa" w:w="936"/>
+            <w:tcW w:type="dxa" w:w="1440"/>
           </w:tcPr>
           <w:p>
             <w:pPr>
@@ -1508,7 +1508,7 @@
         </w:tc>
         <w:tc>
           <w:tcPr>
-            <w:tcW w:type="dxa" w:w="6840"/>
+            <w:tcW w:type="dxa" w:w="6552"/>
           </w:tcPr>
           <w:p>
             <w:pPr>
@@ -1530,7 +1530,7 @@
         </w:trPr>
         <w:tc>
           <w:tcPr>
-            <w:tcW w:type="dxa" w:w="2448"/>
+            <w:tcW w:type="dxa" w:w="2232"/>
           </w:tcPr>
           <w:p>
             <w:pPr>
@@ -1547,7 +1547,7 @@
         </w:tc>
         <w:tc>
           <w:tcPr>
-            <w:tcW w:type="dxa" w:w="936"/>
+            <w:tcW w:type="dxa" w:w="1440"/>
           </w:tcPr>
           <w:p>
             <w:pPr>
@@ -1564,7 +1564,7 @@
         </w:tc>
         <w:tc>
           <w:tcPr>
-            <w:tcW w:type="dxa" w:w="6840"/>
+            <w:tcW w:type="dxa" w:w="6552"/>
           </w:tcPr>
           <w:p>
             <w:pPr>
@@ -1586,7 +1586,7 @@
         </w:trPr>
         <w:tc>
           <w:tcPr>
-            <w:tcW w:type="dxa" w:w="2448"/>
+            <w:tcW w:type="dxa" w:w="2232"/>
           </w:tcPr>
           <w:p>
             <w:pPr>
@@ -1603,7 +1603,7 @@
         </w:tc>
         <w:tc>
           <w:tcPr>
-            <w:tcW w:type="dxa" w:w="936"/>
+            <w:tcW w:type="dxa" w:w="1440"/>
           </w:tcPr>
           <w:p>
             <w:pPr>
@@ -1614,13 +1614,13 @@
                 <w:b w:val="0"/>
                 <w:sz w:val="21"/>
               </w:rPr>
-              <w:t>部分</w:t>
+              <w:t>通过本次场景</w:t>
             </w:r>
           </w:p>
         </w:tc>
         <w:tc>
           <w:tcPr>
-            <w:tcW w:type="dxa" w:w="6840"/>
+            <w:tcW w:type="dxa" w:w="6552"/>
           </w:tcPr>
           <w:p>
             <w:pPr>
@@ -1631,7 +1631,7 @@
                 <w:b w:val="0"/>
                 <w:sz w:val="21"/>
               </w:rPr>
-              <w:t>Meta+Left 后 mode=100、窗口 1549×1955；比例拖动未生效，待完整配对窗口后补测</w:t>
+              <w:t>Meta+Left，选择配对窗口后，比例条拖动使窗口从 1549×1955 变为 1031×1955，再回到 1549×1955；另一应用最小宽度限制扩大范围；未穷举全部搭配应用</w:t>
             </w:r>
           </w:p>
         </w:tc>
@@ -1642,7 +1642,7 @@
         </w:trPr>
         <w:tc>
           <w:tcPr>
-            <w:tcW w:type="dxa" w:w="2448"/>
+            <w:tcW w:type="dxa" w:w="2232"/>
           </w:tcPr>
           <w:p>
             <w:pPr>
@@ -1659,7 +1659,7 @@
         </w:tc>
         <w:tc>
           <w:tcPr>
-            <w:tcW w:type="dxa" w:w="936"/>
+            <w:tcW w:type="dxa" w:w="1440"/>
           </w:tcPr>
           <w:p>
             <w:pPr>
@@ -1676,7 +1676,7 @@
         </w:tc>
         <w:tc>
           <w:tcPr>
-            <w:tcW w:type="dxa" w:w="6840"/>
+            <w:tcW w:type="dxa" w:w="6552"/>
           </w:tcPr>
           <w:p>
             <w:pPr>
@@ -1698,7 +1698,7 @@
         </w:trPr>
         <w:tc>
           <w:tcPr>
-            <w:tcW w:type="dxa" w:w="2448"/>
+            <w:tcW w:type="dxa" w:w="2232"/>
           </w:tcPr>
           <w:p>
             <w:pPr>
@@ -1715,7 +1715,7 @@
         </w:tc>
         <w:tc>
           <w:tcPr>
-            <w:tcW w:type="dxa" w:w="936"/>
+            <w:tcW w:type="dxa" w:w="1440"/>
           </w:tcPr>
           <w:p>
             <w:pPr>
@@ -1732,7 +1732,7 @@
         </w:tc>
         <w:tc>
           <w:tcPr>
-            <w:tcW w:type="dxa" w:w="6840"/>
+            <w:tcW w:type="dxa" w:w="6552"/>
           </w:tcPr>
           <w:p>
             <w:pPr>
@@ -1754,7 +1754,7 @@
         </w:trPr>
         <w:tc>
           <w:tcPr>
-            <w:tcW w:type="dxa" w:w="2448"/>
+            <w:tcW w:type="dxa" w:w="2232"/>
           </w:tcPr>
           <w:p>
             <w:pPr>
@@ -1771,7 +1771,7 @@
         </w:tc>
         <w:tc>
           <w:tcPr>
-            <w:tcW w:type="dxa" w:w="936"/>
+            <w:tcW w:type="dxa" w:w="1440"/>
           </w:tcPr>
           <w:p>
             <w:pPr>
@@ -1788,7 +1788,7 @@
         </w:tc>
         <w:tc>
           <w:tcPr>
-            <w:tcW w:type="dxa" w:w="6840"/>
+            <w:tcW w:type="dxa" w:w="6552"/>
           </w:tcPr>
           <w:p>
             <w:pPr>
@@ -1810,7 +1810,7 @@
         </w:trPr>
         <w:tc>
           <w:tcPr>
-            <w:tcW w:type="dxa" w:w="2448"/>
+            <w:tcW w:type="dxa" w:w="2232"/>
           </w:tcPr>
           <w:p>
             <w:pPr>
@@ -1827,7 +1827,7 @@
         </w:tc>
         <w:tc>
           <w:tcPr>
-            <w:tcW w:type="dxa" w:w="936"/>
+            <w:tcW w:type="dxa" w:w="1440"/>
           </w:tcPr>
           <w:p>
             <w:pPr>
@@ -1844,7 +1844,7 @@
         </w:tc>
         <w:tc>
           <w:tcPr>
-            <w:tcW w:type="dxa" w:w="6840"/>
+            <w:tcW w:type="dxa" w:w="6552"/>
           </w:tcPr>
           <w:p>
             <w:pPr>
@@ -1866,7 +1866,7 @@
         </w:trPr>
         <w:tc>
           <w:tcPr>
-            <w:tcW w:type="dxa" w:w="2448"/>
+            <w:tcW w:type="dxa" w:w="2232"/>
           </w:tcPr>
           <w:p>
             <w:pPr>
@@ -1883,7 +1883,7 @@
         </w:tc>
         <w:tc>
           <w:tcPr>
-            <w:tcW w:type="dxa" w:w="936"/>
+            <w:tcW w:type="dxa" w:w="1440"/>
           </w:tcPr>
           <w:p>
             <w:pPr>
@@ -1900,7 +1900,7 @@
         </w:tc>
         <w:tc>
           <w:tcPr>
-            <w:tcW w:type="dxa" w:w="6840"/>
+            <w:tcW w:type="dxa" w:w="6552"/>
           </w:tcPr>
           <w:p>
             <w:pPr>
@@ -1911,7 +1911,7 @@
                 <w:b w:val="0"/>
                 <w:sz w:val="21"/>
               </w:rPr>
-              <w:t>鼠标右键注入后出现系统复制、PasteButton、剪切、全选；实体鼠标/触控板手势未独立验收</w:t>
+              <w:t>鼠标右键及 Shift+F10 注入后出现系统复制、PasteButton、剪切、全选，Escape 退出；实体鼠标/触控板手势未独立验收</w:t>
             </w:r>
           </w:p>
         </w:tc>
@@ -1922,7 +1922,7 @@
         </w:trPr>
         <w:tc>
           <w:tcPr>
-            <w:tcW w:type="dxa" w:w="2448"/>
+            <w:tcW w:type="dxa" w:w="2232"/>
           </w:tcPr>
           <w:p>
             <w:pPr>
@@ -1939,7 +1939,7 @@
         </w:tc>
         <w:tc>
           <w:tcPr>
-            <w:tcW w:type="dxa" w:w="936"/>
+            <w:tcW w:type="dxa" w:w="1440"/>
           </w:tcPr>
           <w:p>
             <w:pPr>
@@ -1956,7 +1956,7 @@
         </w:tc>
         <w:tc>
           <w:tcPr>
-            <w:tcW w:type="dxa" w:w="6840"/>
+            <w:tcW w:type="dxa" w:w="6552"/>
           </w:tcPr>
           <w:p>
             <w:pPr>
@@ -1978,7 +1978,7 @@
         </w:trPr>
         <w:tc>
           <w:tcPr>
-            <w:tcW w:type="dxa" w:w="2448"/>
+            <w:tcW w:type="dxa" w:w="2232"/>
           </w:tcPr>
           <w:p>
             <w:pPr>
@@ -1995,7 +1995,7 @@
         </w:tc>
         <w:tc>
           <w:tcPr>
-            <w:tcW w:type="dxa" w:w="936"/>
+            <w:tcW w:type="dxa" w:w="1440"/>
           </w:tcPr>
           <w:p>
             <w:pPr>
@@ -2006,13 +2006,13 @@
                 <w:b w:val="0"/>
                 <w:sz w:val="21"/>
               </w:rPr>
-              <w:t>待验证</w:t>
+              <w:t>主路径通过</w:t>
             </w:r>
           </w:p>
         </w:tc>
         <w:tc>
           <w:tcPr>
-            <w:tcW w:type="dxa" w:w="6840"/>
+            <w:tcW w:type="dxa" w:w="6552"/>
           </w:tcPr>
           <w:p>
             <w:pPr>
@@ -2023,7 +2023,7 @@
                 <w:b w:val="0"/>
                 <w:sz w:val="21"/>
               </w:rPr>
-              <w:t>单次 Tab 不能证明主要任务流全键盘可达，Shift+F10 与焦点遍历待完整检查</w:t>
+              <w:t>首页设置、最近文档、编辑区、预览、大纲条目可用 Tab/Shift+Tab 到达，Enter/Space 激活；查找自动聚焦，Escape 返回正文；未穷举所有授权和异常弹层，不声明整项全通过</w:t>
             </w:r>
           </w:p>
         </w:tc>
@@ -2034,7 +2034,7 @@
         </w:trPr>
         <w:tc>
           <w:tcPr>
-            <w:tcW w:type="dxa" w:w="2448"/>
+            <w:tcW w:type="dxa" w:w="2232"/>
           </w:tcPr>
           <w:p>
             <w:pPr>
@@ -2051,7 +2051,7 @@
         </w:tc>
         <w:tc>
           <w:tcPr>
-            <w:tcW w:type="dxa" w:w="936"/>
+            <w:tcW w:type="dxa" w:w="1440"/>
           </w:tcPr>
           <w:p>
             <w:pPr>
@@ -2062,13 +2062,13 @@
                 <w:b w:val="0"/>
                 <w:sz w:val="21"/>
               </w:rPr>
-              <w:t>部分</w:t>
+              <w:t>通过本次场景</w:t>
             </w:r>
           </w:p>
         </w:tc>
         <w:tc>
           <w:tcPr>
-            <w:tcW w:type="dxa" w:w="6840"/>
+            <w:tcW w:type="dxa" w:w="6552"/>
           </w:tcPr>
           <w:p>
             <w:pPr>
@@ -2079,7 +2079,7 @@
                 <w:b w:val="0"/>
                 <w:sz w:val="21"/>
               </w:rPr>
-              <w:t>本轮 Ctrl+S 落盘、Ctrl+End 移动确认；其他组合由既有实现/宿主回归覆盖，未全量实机重测</w:t>
+              <w:t>Ctrl+S/F/B/I/Z/Y、Ctrl+Home、Shift+End、Shift+F10 实测；撤销还原后 92 字节文件哈希与原始正文一致</w:t>
             </w:r>
           </w:p>
         </w:tc>
@@ -2090,7 +2090,7 @@
         </w:trPr>
         <w:tc>
           <w:tcPr>
-            <w:tcW w:type="dxa" w:w="2448"/>
+            <w:tcW w:type="dxa" w:w="2232"/>
           </w:tcPr>
           <w:p>
             <w:pPr>
@@ -2107,7 +2107,7 @@
         </w:tc>
         <w:tc>
           <w:tcPr>
-            <w:tcW w:type="dxa" w:w="936"/>
+            <w:tcW w:type="dxa" w:w="1440"/>
           </w:tcPr>
           <w:p>
             <w:pPr>
@@ -2124,7 +2124,7 @@
         </w:tc>
         <w:tc>
           <w:tcPr>
-            <w:tcW w:type="dxa" w:w="6840"/>
+            <w:tcW w:type="dxa" w:w="6552"/>
           </w:tcPr>
           <w:p>
             <w:pPr>
@@ -2146,7 +2146,7 @@
         </w:trPr>
         <w:tc>
           <w:tcPr>
-            <w:tcW w:type="dxa" w:w="2448"/>
+            <w:tcW w:type="dxa" w:w="2232"/>
           </w:tcPr>
           <w:p>
             <w:pPr>
@@ -2163,7 +2163,7 @@
         </w:tc>
         <w:tc>
           <w:tcPr>
-            <w:tcW w:type="dxa" w:w="936"/>
+            <w:tcW w:type="dxa" w:w="1440"/>
           </w:tcPr>
           <w:p>
             <w:pPr>
@@ -2180,7 +2180,7 @@
         </w:tc>
         <w:tc>
           <w:tcPr>
-            <w:tcW w:type="dxa" w:w="6840"/>
+            <w:tcW w:type="dxa" w:w="6552"/>
           </w:tcPr>
           <w:p>
             <w:pPr>
@@ -2222,9 +2222,9 @@
         <w:tblLook w:firstColumn="1" w:firstRow="1" w:lastColumn="0" w:lastRow="0" w:noHBand="0" w:noVBand="1" w:val="04A0"/>
       </w:tblPr>
       <w:tblGrid>
-        <w:gridCol w:w="2448"/>
-        <w:gridCol w:w="936"/>
-        <w:gridCol w:w="6840"/>
+        <w:gridCol w:w="2232"/>
+        <w:gridCol w:w="1440"/>
+        <w:gridCol w:w="6552"/>
       </w:tblGrid>
       <w:tr>
         <w:trPr>
@@ -2233,7 +2233,7 @@
         </w:trPr>
         <w:tc>
           <w:tcPr>
-            <w:tcW w:type="dxa" w:w="2448"/>
+            <w:tcW w:type="dxa" w:w="2232"/>
             <w:shd w:fill="F0F2F4"/>
           </w:tcPr>
           <w:p>
@@ -2251,7 +2251,7 @@
         </w:tc>
         <w:tc>
           <w:tcPr>
-            <w:tcW w:type="dxa" w:w="936"/>
+            <w:tcW w:type="dxa" w:w="1440"/>
             <w:shd w:fill="F0F2F4"/>
           </w:tcPr>
           <w:p>
@@ -2269,7 +2269,7 @@
         </w:tc>
         <w:tc>
           <w:tcPr>
-            <w:tcW w:type="dxa" w:w="6840"/>
+            <w:tcW w:type="dxa" w:w="6552"/>
             <w:shd w:fill="F0F2F4"/>
           </w:tcPr>
           <w:p>
@@ -2292,7 +2292,7 @@
         </w:trPr>
         <w:tc>
           <w:tcPr>
-            <w:tcW w:type="dxa" w:w="2448"/>
+            <w:tcW w:type="dxa" w:w="2232"/>
           </w:tcPr>
           <w:p>
             <w:pPr>
@@ -2309,7 +2309,7 @@
         </w:tc>
         <w:tc>
           <w:tcPr>
-            <w:tcW w:type="dxa" w:w="936"/>
+            <w:tcW w:type="dxa" w:w="1440"/>
           </w:tcPr>
           <w:p>
             <w:pPr>
@@ -2326,7 +2326,7 @@
         </w:tc>
         <w:tc>
           <w:tcPr>
-            <w:tcW w:type="dxa" w:w="6840"/>
+            <w:tcW w:type="dxa" w:w="6552"/>
           </w:tcPr>
           <w:p>
             <w:pPr>
@@ -2348,7 +2348,7 @@
         </w:trPr>
         <w:tc>
           <w:tcPr>
-            <w:tcW w:type="dxa" w:w="2448"/>
+            <w:tcW w:type="dxa" w:w="2232"/>
           </w:tcPr>
           <w:p>
             <w:pPr>
@@ -2365,7 +2365,7 @@
         </w:tc>
         <w:tc>
           <w:tcPr>
-            <w:tcW w:type="dxa" w:w="936"/>
+            <w:tcW w:type="dxa" w:w="1440"/>
           </w:tcPr>
           <w:p>
             <w:pPr>
@@ -2382,7 +2382,7 @@
         </w:tc>
         <w:tc>
           <w:tcPr>
-            <w:tcW w:type="dxa" w:w="6840"/>
+            <w:tcW w:type="dxa" w:w="6552"/>
           </w:tcPr>
           <w:p>
             <w:pPr>
@@ -2404,7 +2404,7 @@
         </w:trPr>
         <w:tc>
           <w:tcPr>
-            <w:tcW w:type="dxa" w:w="2448"/>
+            <w:tcW w:type="dxa" w:w="2232"/>
           </w:tcPr>
           <w:p>
             <w:pPr>
@@ -2421,7 +2421,7 @@
         </w:tc>
         <w:tc>
           <w:tcPr>
-            <w:tcW w:type="dxa" w:w="936"/>
+            <w:tcW w:type="dxa" w:w="1440"/>
           </w:tcPr>
           <w:p>
             <w:pPr>
@@ -2438,7 +2438,7 @@
         </w:tc>
         <w:tc>
           <w:tcPr>
-            <w:tcW w:type="dxa" w:w="6840"/>
+            <w:tcW w:type="dxa" w:w="6552"/>
           </w:tcPr>
           <w:p>
             <w:pPr>
@@ -2460,7 +2460,7 @@
         </w:trPr>
         <w:tc>
           <w:tcPr>
-            <w:tcW w:type="dxa" w:w="2448"/>
+            <w:tcW w:type="dxa" w:w="2232"/>
           </w:tcPr>
           <w:p>
             <w:pPr>
@@ -2477,7 +2477,7 @@
         </w:tc>
         <w:tc>
           <w:tcPr>
-            <w:tcW w:type="dxa" w:w="936"/>
+            <w:tcW w:type="dxa" w:w="1440"/>
           </w:tcPr>
           <w:p>
             <w:pPr>
@@ -2494,7 +2494,7 @@
         </w:tc>
         <w:tc>
           <w:tcPr>
-            <w:tcW w:type="dxa" w:w="6840"/>
+            <w:tcW w:type="dxa" w:w="6552"/>
           </w:tcPr>
           <w:p>
             <w:pPr>
@@ -2516,7 +2516,7 @@
         </w:trPr>
         <w:tc>
           <w:tcPr>
-            <w:tcW w:type="dxa" w:w="2448"/>
+            <w:tcW w:type="dxa" w:w="2232"/>
           </w:tcPr>
           <w:p>
             <w:pPr>
@@ -2533,7 +2533,7 @@
         </w:tc>
         <w:tc>
           <w:tcPr>
-            <w:tcW w:type="dxa" w:w="936"/>
+            <w:tcW w:type="dxa" w:w="1440"/>
           </w:tcPr>
           <w:p>
             <w:pPr>
@@ -2550,7 +2550,7 @@
         </w:tc>
         <w:tc>
           <w:tcPr>
-            <w:tcW w:type="dxa" w:w="6840"/>
+            <w:tcW w:type="dxa" w:w="6552"/>
           </w:tcPr>
           <w:p>
             <w:pPr>
@@ -2572,7 +2572,7 @@
         </w:trPr>
         <w:tc>
           <w:tcPr>
-            <w:tcW w:type="dxa" w:w="2448"/>
+            <w:tcW w:type="dxa" w:w="2232"/>
           </w:tcPr>
           <w:p>
             <w:pPr>
@@ -2583,13 +2583,13 @@
                 <w:b w:val="0"/>
                 <w:sz w:val="21"/>
               </w:rPr>
-              <w:t>10 组宿主回归</w:t>
+              <w:t>11 组宿主回归</w:t>
             </w:r>
           </w:p>
         </w:tc>
         <w:tc>
           <w:tcPr>
-            <w:tcW w:type="dxa" w:w="936"/>
+            <w:tcW w:type="dxa" w:w="1440"/>
           </w:tcPr>
           <w:p>
             <w:pPr>
@@ -2606,7 +2606,7 @@
         </w:tc>
         <w:tc>
           <w:tcPr>
-            <w:tcW w:type="dxa" w:w="6840"/>
+            <w:tcW w:type="dxa" w:w="6552"/>
           </w:tcPr>
           <w:p>
             <w:pPr>
@@ -2617,7 +2617,7 @@
                 <w:b w:val="0"/>
                 <w:sz w:val="21"/>
               </w:rPr>
-              <w:t>下列命令均 exit_code=0；涉及系统 IO、选择器、权限边界均使用 mock，不能替代设备验证</w:t>
+              <w:t>下列命令均 exit_code=0；新增系统主题、旧配置与编辑会话保持测试；系统 IO、选择器、权限边界均使用 mock，不能替代设备验证</w:t>
             </w:r>
           </w:p>
         </w:tc>
@@ -2628,7 +2628,7 @@
         </w:trPr>
         <w:tc>
           <w:tcPr>
-            <w:tcW w:type="dxa" w:w="2448"/>
+            <w:tcW w:type="dxa" w:w="2232"/>
           </w:tcPr>
           <w:p>
             <w:pPr>
@@ -2645,7 +2645,7 @@
         </w:tc>
         <w:tc>
           <w:tcPr>
-            <w:tcW w:type="dxa" w:w="936"/>
+            <w:tcW w:type="dxa" w:w="1440"/>
           </w:tcPr>
           <w:p>
             <w:pPr>
@@ -2662,7 +2662,7 @@
         </w:tc>
         <w:tc>
           <w:tcPr>
-            <w:tcW w:type="dxa" w:w="6840"/>
+            <w:tcW w:type="dxa" w:w="6552"/>
           </w:tcPr>
           <w:p>
             <w:pPr>
@@ -2684,7 +2684,7 @@
         </w:trPr>
         <w:tc>
           <w:tcPr>
-            <w:tcW w:type="dxa" w:w="2448"/>
+            <w:tcW w:type="dxa" w:w="2232"/>
           </w:tcPr>
           <w:p>
             <w:pPr>
@@ -2701,7 +2701,7 @@
         </w:tc>
         <w:tc>
           <w:tcPr>
-            <w:tcW w:type="dxa" w:w="936"/>
+            <w:tcW w:type="dxa" w:w="1440"/>
           </w:tcPr>
           <w:p>
             <w:pPr>
@@ -2718,7 +2718,7 @@
         </w:tc>
         <w:tc>
           <w:tcPr>
-            <w:tcW w:type="dxa" w:w="6840"/>
+            <w:tcW w:type="dxa" w:w="6552"/>
           </w:tcPr>
           <w:p>
             <w:pPr>
@@ -3061,6 +3061,45 @@
                 <w:b w:val="0"/>
                 <w:sz w:val="21"/>
               </w:rPr>
+              <w:t>test-system-theme.cjs</w:t>
+            </w:r>
+          </w:p>
+        </w:tc>
+        <w:tc>
+          <w:tcPr>
+            <w:tcW w:type="dxa" w:w="7272"/>
+          </w:tcPr>
+          <w:p>
+            <w:pPr>
+              <w:spacing w:after="100" w:before="60" w:line="259" w:lineRule="auto"/>
+            </w:pPr>
+            <w:r>
+              <w:rPr>
+                <w:b w:val="0"/>
+                <w:sz w:val="21"/>
+              </w:rPr>
+              <w:t>默认系统、旧配置、手动优先级、三种原生模式及动态更新；编辑会话、保存状态、光标和视图保持</w:t>
+            </w:r>
+          </w:p>
+        </w:tc>
+      </w:tr>
+      <w:tr>
+        <w:trPr>
+          <w:cantSplit/>
+        </w:trPr>
+        <w:tc>
+          <w:tcPr>
+            <w:tcW w:type="dxa" w:w="2952"/>
+          </w:tcPr>
+          <w:p>
+            <w:pPr>
+              <w:spacing w:after="100" w:before="60" w:line="259" w:lineRule="auto"/>
+            </w:pPr>
+            <w:r>
+              <w:rPr>
+                <w:b w:val="0"/>
+                <w:sz w:val="21"/>
+              </w:rPr>
               <w:t>test-window-viewport.cjs</w:t>
             </w:r>
           </w:p>
@@ -3208,7 +3247,7 @@
     </w:p>
     <w:p>
       <w:r>
-        <w:t>设备包构建命令：hvigorw.bat assembleHap --mode module -p product=default -p buildMode=release --no-daemon，34 tasks 成功；仅复用现有调试签名，未新建证书。正式包签名、API 24 元数据证据另见 api24-baseline-2026-10-21.md。</w:t>
+        <w:t>设备包构建命令：hvigorw.bat assembleHap --mode module -p product=default -p buildMode=release --no-daemon，33 tasks 成功；仅复用现有调试签名，未新建证书。正式签名另用 assembleApp 构建并以 verify-app 验证，详见 ST-QUALITY-002。ArkTS SDK 单测运行器在此 Windows 环境存在 LocalSocket 写入错误，未取得 SDK UT 通过结果；宿主用例直接加载相同 ArkTS 业务模块，不能替代 SDK UT。</w:t>
       </w:r>
     </w:p>
     <w:p>
@@ -3226,22 +3265,50 @@
         <w:pStyle w:val="Heading1"/>
       </w:pPr>
       <w:r>
+        <w:t>10 月 22 日补验记录</w:t>
+      </w:r>
+    </w:p>
+    <w:p>
+      <w:r>
+        <w:t>PC 系统“全天开启”深色切换后，木笺设置和编辑页实时变色，再切回浅色。测试文件 MuMark PC quality check.md 在主题切换及格式快捷键撤销还原后均为 92 字节，SHA-256 均为 C2D1B82E2B377F3B60636D4C7DA401C658F1D33A0053D9F27F07CF040FB848FD。最近行和大纲条目改成原生按钮；Shift+Tab/Enter 打开文档、大纲跳转，Tab/Space 切到预览，Shift+F10 显示系统菜单。删除确认只检查键盘可达与取消，不删除用户文件。</w:t>
+      </w:r>
+    </w:p>
+    <w:p>
+      <w:r>
+        <w:t>手机模拟器覆盖安装，系统主题联动、手动浅色覆盖深色、深色预览、中文查找 1/2 命中、软键盘缩高、Escape 关闭查找、四组菜单打开/退出、保存和重开通过。取回“木笺 L1 L2 自测.md”89 字节，中文与空行完整，SHA-256 为 07CEDE04E18807170C7040E8981EE2C50C6038BF9AE969BFF8F5CCB9B30E1BF1。系统深色开关已恢复原来的关闭状态，木笺保留跟随系统。</w:t>
+      </w:r>
+    </w:p>
+    <w:p>
+      <w:r>
+        <w:t>模拟器旋转调试接口未生效，窗口保持 1320×2856；手机横屏未取得实测证据。菜单仅核对打开/退出及内容，未用帧序列认证闪烁和动效时长。宿主回归检查正文版本、当前会话、脏状态、光标和分屏视图在主题刷新时保持，未用刷新计数或重建 Web 修复。</w:t>
+      </w:r>
+    </w:p>
+    <w:p>
+      <w:r>
+        <w:br w:type="page"/>
+      </w:r>
+    </w:p>
+    <w:p>
+      <w:pPr>
+        <w:pStyle w:val="Heading1"/>
+      </w:pPr>
+      <w:r>
         <w:t>证据与未覆盖项</w:t>
       </w:r>
     </w:p>
     <w:p>
       <w:r>
-        <w:t>本地 build-logs/l1l2-* 保存截图、PC/手机落盘样本与导出 HTML。DOCX 内包含编辑/预览、窄窗、深色和查找键盘截图；截图为现场采集，不替换为概念图。应用现有文档和原签名材料均保留。</w:t>
+        <w:t>本地 build-logs/l1l2-* 保留 10 月 21 日截图与落盘样本，quality22-* 保存本次截图、构建日志与落盘样本。DOCX 内包含现场采集截图；PC 图片裁掉窗口外桌面和配对应用中的个人信息。应用现有文档和原签名材料均保留。</w:t>
       </w:r>
     </w:p>
     <w:p>
       <w:r>
-        <w:t>本轮未完成：L1/L2 申请入口的逐条等级对照、官方 DevEco Testing/云测、功耗、内存泄漏、长时间稳定性、启动 P95、逐帧卡顿、系统主题跟随、全部键盘焦点链、实体触控板、外接键盘插拔、完整分屏比例矩阵。源码与权限扫描不是正式安全隐私认证。</w:t>
+        <w:t>本轮未完成：L1/L2 申请入口的逐条等级对照、官方 DevEco Testing/云测、功耗、内存泄漏、长时间稳定性、启动 P95、逐帧卡顿、所有授权/异常弹层的键盘链、实体触控板、外接键盘插拔、系统字号放大、手机横屏及完整分屏搭配矩阵。源码与权限扫描不是正式安全隐私认证。</w:t>
       </w:r>
     </w:p>
     <w:p>
       <w:r>
-        <w:t>继续送测应先补系统主题跟随及上述必要实测，再使用官方工具导出对应版本检测报告。不能把本报告中“部分”项目汇总为 L1/L2 全通过。</w:t>
+        <w:t>继续送测应补上述未覆盖项，并使用官方工具导出对应版本检测报告。不能把本报告中“部分”项目汇总为 L1/L2 全通过。</w:t>
       </w:r>
     </w:p>
     <w:p>
@@ -3310,7 +3377,7 @@
     </w:p>
     <w:p>
       <w:r>
-        <w:t>本记录只增加验证材料，不改变应用行为、权限、数据结构或正式包。ST-QUALITY-001 范围为测试、证据整理和 DOCX 生成；回退仅删除本记录与附件，不涉及用户数据。</w:t>
+        <w:t>ST-QUALITY-001 为上轮纯验证记录；本次 ST-QUALITY-002 包含主题、键盘交互修正和验证，不增加权限或改变文档格式，设计与回退见 system-theme-keyboard-2026-10-22.md。</w:t>
       </w:r>
     </w:p>
     <w:p>
@@ -3328,14 +3395,14 @@
     </w:p>
     <w:p>
       <w:r>
-        <w:t>API 26 真机，运行 API 24 基线源码。截图仅裁切窗口外的桌面，不改动界面内容。</w:t>
+        <w:t>2026 年 10 月 22 日 API 26 真机，运行 API 24 基线源码。图片仅裁去木笺窗口外区域。</w:t>
       </w:r>
     </w:p>
     <w:p>
       <w:r>
         <w:drawing>
           <wp:inline xmlns:a="http://schemas.openxmlformats.org/drawingml/2006/main" xmlns:pic="http://schemas.openxmlformats.org/drawingml/2006/picture">
-            <wp:extent cx="5760720" cy="3842318"/>
+            <wp:extent cx="5760720" cy="3840480"/>
             <wp:docPr id="1" name="Picture 1"/>
             <wp:cNvGraphicFramePr>
               <a:graphicFrameLocks noChangeAspect="1"/>
@@ -3344,7 +3411,7 @@
               <a:graphicData uri="http://schemas.openxmlformats.org/drawingml/2006/picture">
                 <pic:pic>
                   <pic:nvPicPr>
-                    <pic:cNvPr id="0" name="l1l2-pc-editor-crop.png"/>
+                    <pic:cNvPr id="0" name="quality22-pc-dark-crop.png"/>
                     <pic:cNvPicPr/>
                   </pic:nvPicPr>
                   <pic:blipFill>
@@ -3356,7 +3423,7 @@
                   <pic:spPr>
                     <a:xfrm>
                       <a:off x="0" y="0"/>
-                      <a:ext cx="5760720" cy="3842318"/>
+                      <a:ext cx="5760720" cy="3840480"/>
                     </a:xfrm>
                     <a:prstGeom prst="rect"/>
                   </pic:spPr>
@@ -3369,7 +3436,7 @@
     </w:p>
     <w:p>
       <w:r>
-        <w:t>图 1  宽窗编辑、最近列表及保存状态。</w:t>
+        <w:t>图 1  跟随系统深色后的编辑器与原生界面，正文保持原样。</w:t>
       </w:r>
     </w:p>
     <w:tbl>
@@ -3390,7 +3457,7 @@
             <w:r>
               <w:drawing>
                 <wp:inline xmlns:a="http://schemas.openxmlformats.org/drawingml/2006/main" xmlns:pic="http://schemas.openxmlformats.org/drawingml/2006/picture">
-                  <wp:extent cx="2194560" cy="2386016"/>
+                  <wp:extent cx="1645920" cy="3121022"/>
                   <wp:docPr id="2" name="Picture 2"/>
                   <wp:cNvGraphicFramePr>
                     <a:graphicFrameLocks noChangeAspect="1"/>
@@ -3399,7 +3466,7 @@
                     <a:graphicData uri="http://schemas.openxmlformats.org/drawingml/2006/picture">
                       <pic:pic>
                         <pic:nvPicPr>
-                          <pic:cNvPr id="0" name="l1l2-pc-minimum-crop.png"/>
+                          <pic:cNvPr id="0" name="quality22-pc-third-crop.png"/>
                           <pic:cNvPicPr/>
                         </pic:nvPicPr>
                         <pic:blipFill>
@@ -3411,7 +3478,7 @@
                         <pic:spPr>
                           <a:xfrm>
                             <a:off x="0" y="0"/>
-                            <a:ext cx="2194560" cy="2386016"/>
+                            <a:ext cx="1645920" cy="3121022"/>
                           </a:xfrm>
                           <a:prstGeom prst="rect"/>
                         </pic:spPr>
@@ -3424,7 +3491,7 @@
           </w:p>
           <w:p>
             <w:r>
-              <w:t>图 2  917×997 窄窗布局。</w:t>
+              <w:t>图 2  比例条调为约三分之一宽。</w:t>
             </w:r>
           </w:p>
         </w:tc>
@@ -3436,7 +3503,7 @@
             <w:r>
               <w:drawing>
                 <wp:inline xmlns:a="http://schemas.openxmlformats.org/drawingml/2006/main" xmlns:pic="http://schemas.openxmlformats.org/drawingml/2006/picture">
-                  <wp:extent cx="3383280" cy="2119972"/>
+                  <wp:extent cx="3840480" cy="2560320"/>
                   <wp:docPr id="3" name="Picture 3"/>
                   <wp:cNvGraphicFramePr>
                     <a:graphicFrameLocks noChangeAspect="1"/>
@@ -3445,7 +3512,7 @@
                     <a:graphicData uri="http://schemas.openxmlformats.org/drawingml/2006/picture">
                       <pic:pic>
                         <pic:nvPicPr>
-                          <pic:cNvPr id="0" name="l1l2-pc-dark-crop.png"/>
+                          <pic:cNvPr id="0" name="quality22-pc-light-crop.png"/>
                           <pic:cNvPicPr/>
                         </pic:nvPicPr>
                         <pic:blipFill>
@@ -3457,7 +3524,7 @@
                         <pic:spPr>
                           <a:xfrm>
                             <a:off x="0" y="0"/>
-                            <a:ext cx="3383280" cy="2119972"/>
+                            <a:ext cx="3840480" cy="2560320"/>
                           </a:xfrm>
                           <a:prstGeom prst="rect"/>
                         </pic:spPr>
@@ -3470,7 +3537,7 @@
           </w:p>
           <w:p>
             <w:r>
-              <w:t>图 3  手动深色模式；不表示系统主题跟随通过。</w:t>
+              <w:t>图 3  系统恢复浅色，编辑内容与保存状态保持。</w:t>
             </w:r>
           </w:p>
         </w:tc>
@@ -3491,7 +3558,7 @@
     </w:p>
     <w:p>
       <w:r>
-        <w:t>API 24，1320×2856。左图为 Markdown 预览，右图为查找命中及软键盘显示状态。</w:t>
+        <w:t>API 24，1320×2856。左图为跟随系统深色的 Markdown 预览，右图为查找面板与软键盘。</w:t>
       </w:r>
     </w:p>
     <w:tbl>
@@ -3521,7 +3588,7 @@
                     <a:graphicData uri="http://schemas.openxmlformats.org/drawingml/2006/picture">
                       <pic:pic>
                         <pic:nvPicPr>
-                          <pic:cNvPr id="0" name="l1l2-phone-preview.png"/>
+                          <pic:cNvPr id="0" name="quality22-phone-dark-preview.jpeg"/>
                           <pic:cNvPicPr/>
                         </pic:nvPicPr>
                         <pic:blipFill>
@@ -3562,7 +3629,7 @@
                     <a:graphicData uri="http://schemas.openxmlformats.org/drawingml/2006/picture">
                       <pic:pic>
                         <pic:nvPicPr>
-                          <pic:cNvPr id="0" name="l1l2-phone-find-keyboard.png"/>
+                          <pic:cNvPr id="0" name="quality22-phone-find.jpeg"/>
                           <pic:cNvPicPr/>
                         </pic:nvPicPr>
                         <pic:blipFill>
@@ -3590,7 +3657,7 @@
     </w:tbl>
     <w:p>
       <w:r>
-        <w:t>图 4—5  中文标题、列表、1/2 查找命中与键盘场景。模拟器结果不替代实体手机认证。</w:t>
+        <w:t>图 4—5  深色预览和自动聚焦的查找面板；查找输入“保存”后的 1/2 命中另经 UI 树核对。模拟器结果不替代实体手机认证。</w:t>
       </w:r>
     </w:p>
     <w:sectPr>

--- a/docs/store/mumark-1.0.0/mumark-1.0.0-api24-experience-selftest.docx
+++ b/docs/store/mumark-1.0.0/mumark-1.0.0-api24-experience-selftest.docx
@@ -12,7 +12,7 @@
     </w:p>
     <w:p>
       <w:r>
-        <w:t>2026-10-22 更新 · 版本 1.0.0 · API 24 · ST-QUALITY-001 / ST-QUALITY-002</w:t>
+        <w:t>2026-10-22 更新 · 版本 1.0.0 · API 24 · ST-QUALITY-001 / 002 / 003</w:t>
       </w:r>
     </w:p>
     <w:p>
@@ -25,7 +25,7 @@
     </w:p>
     <w:p>
       <w:r>
-        <w:t>已完成本报告列出的 PC 真机及 API 24 手机模拟器检查，11 组宿主自动化回归全部通过。本次补齐系统主题跟随、可聚焦的文档行及大纲、查找焦点与 Escape 返回，完成系统分屏比例调节。原有窗口、保存与导出结果保留为 10 月 21 日记录，本次主题、快捷键、保存、重开和菜单补验见下文。</w:t>
+        <w:t>已完成本报告列出的 PC 真机及 API 24 手机模拟器检查，11 组宿主回归及 SDK 本地单测 205/205 通过。本次再补齐手机横屏，修复入口旋转策略、横屏工具栏被隐藏及查找面板占满可用高度的问题。系统主题、PC 键盘与分屏比例保留本日已验证记录，原有窗口和 HTML 导出结果为 10 月 21 日记录。</w:t>
       </w:r>
     </w:p>
     <w:p>
@@ -233,7 +233,7 @@
                 <w:b w:val="0"/>
                 <w:sz w:val="21"/>
               </w:rPr>
-              <w:t>aa53fd2 加 ST-QUALITY-002；本次提交包含主题、键盘修正、测试及本报告；历史记录基线 c796a83</w:t>
+              <w:t>0d29b59 加 ST-QUALITY-003；本次提交包含横屏修正、SDK 测试门禁及报告；历史基线 c796a83、aa53fd2</w:t>
             </w:r>
           </w:p>
         </w:tc>
@@ -441,12 +441,12 @@
     </w:p>
     <w:p>
       <w:r>
-        <w:t>正式 APP SHA-256：5B938203E2F0A4E33B1299F4136A5C25CBD0AE7F3A531C3FD838D0E2D8FF8862。</w:t>
+        <w:t>正式 APP SHA-256：E24F8E65396E1AA18C11095461BAECECC02CC58A5C4C6AE60A120A8F0A2AC3B0。</w:t>
       </w:r>
     </w:p>
     <w:p>
       <w:r>
-        <w:t>正式 HAP SHA-256：048306AF5BAAB4C5DE926B7CA7B406C2CBCF69784DF9DCB1FE55AD692CA970DC。</w:t>
+        <w:t>正式 HAP SHA-256：5B035E19F4F65D983A93F712ECCB26A347BE39F735E92D280777B6B429DEEE5F。</w:t>
       </w:r>
     </w:p>
     <w:p>
@@ -701,7 +701,7 @@
                 <w:b w:val="0"/>
                 <w:sz w:val="21"/>
               </w:rPr>
-              <w:t>手机竖屏标题与状态栏未重叠；横屏、其他挖孔形态待测</w:t>
+              <w:t>手机竖屏及两个横屏方向实测，左右安全区随方向切换，标题、保存和正文避开挖孔；其他挖孔形态未测</w:t>
             </w:r>
           </w:p>
         </w:tc>
@@ -1149,7 +1149,7 @@
                 <w:b w:val="0"/>
                 <w:sz w:val="21"/>
               </w:rPr>
-              <w:t>手机竖屏底部操作与键盘场景已采集；横屏和浮窗未覆盖</w:t>
+              <w:t>手机竖屏与横屏编辑/查找/键盘场景已采集，底部手势条不盖住内容；浮窗未覆盖</w:t>
             </w:r>
           </w:p>
         </w:tc>
@@ -2561,7 +2561,63 @@
                 <w:b w:val="0"/>
                 <w:sz w:val="21"/>
               </w:rPr>
-              <w:t>键盘显示时编辑区缩高，查找面板可滚动；系统返回收起键盘，返回列表后可重开正文</w:t>
+              <w:t>横竖屏键盘显示时编辑区缩高；横屏查找滚动面板限高 60vp，命中正文仍可见一行；系统返回收起键盘、工具栏恢复，返回列表后可重开正文</w:t>
+            </w:r>
+          </w:p>
+        </w:tc>
+      </w:tr>
+      <w:tr>
+        <w:trPr>
+          <w:cantSplit/>
+        </w:trPr>
+        <w:tc>
+          <w:tcPr>
+            <w:tcW w:type="dxa" w:w="2232"/>
+          </w:tcPr>
+          <w:p>
+            <w:pPr>
+              <w:spacing w:after="100" w:before="60" w:line="259" w:lineRule="auto"/>
+            </w:pPr>
+            <w:r>
+              <w:rPr>
+                <w:b w:val="0"/>
+                <w:sz w:val="21"/>
+              </w:rPr>
+              <w:t>SDK 本地单测</w:t>
+            </w:r>
+          </w:p>
+        </w:tc>
+        <w:tc>
+          <w:tcPr>
+            <w:tcW w:type="dxa" w:w="1440"/>
+          </w:tcPr>
+          <w:p>
+            <w:pPr>
+              <w:spacing w:after="100" w:before="60" w:line="259" w:lineRule="auto"/>
+            </w:pPr>
+            <w:r>
+              <w:rPr>
+                <w:b w:val="0"/>
+                <w:sz w:val="21"/>
+              </w:rPr>
+              <w:t>通过</w:t>
+            </w:r>
+          </w:p>
+        </w:tc>
+        <w:tc>
+          <w:tcPr>
+            <w:tcW w:type="dxa" w:w="6552"/>
+          </w:tcPr>
+          <w:p>
+            <w:pPr>
+              <w:spacing w:after="100" w:before="60" w:line="259" w:lineRule="auto"/>
+            </w:pPr>
+            <w:r>
+              <w:rPr>
+                <w:b w:val="0"/>
+                <w:sz w:val="21"/>
+              </w:rPr>
+              <w:t>新鲜缓存编译，205 个用例逐例 Success，Failure/Error/Ignore 均为 0；当前结果、引擎完成日志与覆盖率报告经新增门禁核对</w:t>
             </w:r>
           </w:p>
         </w:tc>
@@ -3247,7 +3303,7 @@
     </w:p>
     <w:p>
       <w:r>
-        <w:t>设备包构建命令：hvigorw.bat assembleHap --mode module -p product=default -p buildMode=release --no-daemon，33 tasks 成功；仅复用现有调试签名，未新建证书。正式签名另用 assembleApp 构建并以 verify-app 验证，详见 ST-QUALITY-002。ArkTS SDK 单测运行器在此 Windows 环境存在 LocalSocket 写入错误，未取得 SDK UT 通过结果；宿主用例直接加载相同 ArkTS 业务模块，不能替代 SDK UT。</w:t>
+        <w:t>设备包构建命令：hvigorw.bat assembleHap --mode module -p product=default -p buildMode=release --no-daemon，33 tasks 成功；复用现有调试签名，不新建证书。正式签名 assembleApp 42 tasks 成功，APP/HAP verify-app 均通过，Profile 与原正式材料哈希一致，API 24 元数据核对无误。SDK hvigorw.bat test 20 tasks 成功并通过独立断言门禁，详见 ST-QUALITY-003。</w:t>
       </w:r>
     </w:p>
     <w:p>
@@ -3280,7 +3336,40 @@
     </w:p>
     <w:p>
       <w:r>
-        <w:t>模拟器旋转调试接口未生效，窗口保持 1320×2856；手机横屏未取得实测证据。菜单仅核对打开/退出及内容，未用帧序列认证闪烁和动效时长。宿主回归检查正文版本、当前会话、脏状态、光标和分屏视图在主题刷新时保持，未用刷新计数或重建 Web 修复。</w:t>
+        <w:t>前一阶段模拟器旋转调试未生效的问题已在下节定位并修正。菜单仅核对打开/退出及内容，未用帧序列认证闪烁和动效时长。宿主回归检查正文版本、当前会话、脏状态、光标和分屏视图在主题刷新时保持，未用刷新计数或重建 Web 修复。</w:t>
+      </w:r>
+    </w:p>
+    <w:p>
+      <w:r>
+        <w:br w:type="page"/>
+      </w:r>
+    </w:p>
+    <w:p>
+      <w:pPr>
+        <w:pStyle w:val="Heading1"/>
+      </w:pPr>
+      <w:r>
+        <w:t>手机横屏和 SDK 单测补验</w:t>
+      </w:r>
+    </w:p>
+    <w:p>
+      <w:r>
+        <w:t>Emulator 26.0.0.400 的官方 -instance "Pura 90" -rotation left/right 命令可以模拟传感器方向。入口原先未声明 orientation，手机默认策略保持竖屏；现设为 auto_rotation_restricted，实际窗口从 1320×2856 变为 2856×1320，两个横屏方向均测到，并验证系统旋转锁定开启时保持竖屏。</w:t>
+      </w:r>
+    </w:p>
+    <w:p>
+      <w:r>
+        <w:t>横屏无软键盘时保留工具栏，可预览并打开标题/格式/段落/插入菜单，长菜单可滚动；软键盘弹出后收起工具栏，编辑区实测高 319px。查找面板限高后，键盘场景编辑区仍有 81px，输入“保存”显示 1/2 命中。Escape 关闭查找、系统返回收键盘后工具栏与正文恢复。中文输入“横屏保存回归。”保存后取回 110 字节文件；撤销并保存还原到 89 字节，哈希与本报告原始样本相同。旋转过程中正文、查找选区和保存状态未丢失，最后保留竖屏并启用旋转锁定。</w:t>
+      </w:r>
+    </w:p>
+    <w:p>
+      <w:r>
+        <w:t>SDK 排查先发现依赖空目录，再遇旧缓存 scopeNames 冲突；重新安装依赖并备份移走 entry/.test 后，重新编译执行得到 205/205 通过。行覆盖率 81.02%（824/1017），函数 70.75%（104/147），分支 76.71%（280/365），仅指本轮 SDK 所统计模块，不代表整款应用覆盖率。</w:t>
+      </w:r>
+    </w:p>
+    <w:p>
+      <w:r>
+        <w:t>此前将 LocalSocket 日志直接写成 SDK 单测阻断不准确，本次已纠正：当前 SDK coverage 插件固定传入 IDE 命令/trace 管道名，纯 CLI 没有对应管道，Previewer 输出 CreateFileW 2、WriteFile 6；引擎仍完成测试并生成逐例结果与覆盖率。SDK 原始诊断尚未消失，没有修改 SDK、伪造管道或删除日志。新增门禁以本次时间戳、编译成功、205 条逐例结果、完成摘要和覆盖率综合判断；已验证失败用例、缺失摘要、零用例、过期结果及编译失败均被拒绝。CI 和本地 clean-build 已接入，不能仅凭 BUILD SUCCESSFUL 放行。</w:t>
       </w:r>
     </w:p>
     <w:p>
@@ -3303,7 +3392,7 @@
     </w:p>
     <w:p>
       <w:r>
-        <w:t>本轮未完成：L1/L2 申请入口的逐条等级对照、官方 DevEco Testing/云测、功耗、内存泄漏、长时间稳定性、启动 P95、逐帧卡顿、所有授权/异常弹层的键盘链、实体触控板、外接键盘插拔、系统字号放大、手机横屏及完整分屏搭配矩阵。源码与权限扫描不是正式安全隐私认证。</w:t>
+        <w:t>本轮未完成：L1/L2 申请入口的逐条等级对照、官方 DevEco Testing/云测、功耗、内存泄漏、长时间稳定性、启动 P95、逐帧卡顿、所有授权/异常弹层的键盘链、实体触控板、外接键盘插拔、系统字号放大及完整分屏搭配矩阵。SDK Previewer 的 CLI 管道诊断仍存在。源码与权限扫描不是正式安全隐私认证。</w:t>
       </w:r>
     </w:p>
     <w:p>
@@ -3376,8 +3465,22 @@
       </w:r>
     </w:p>
     <w:p>
+      <w:r/>
+      <w:hyperlink r:id="rId14">
+        <w:r>
+          <w:rPr>
+            <w:color w:val="17558A"/>
+          </w:rPr>
+          <w:t>窗口旋转</w:t>
+        </w:r>
+      </w:hyperlink>
       <w:r>
-        <w:t>ST-QUALITY-001 为上轮纯验证记录；本次 ST-QUALITY-002 包含主题、键盘交互修正和验证，不增加权限或改变文档格式，设计与回退见 system-theme-keyboard-2026-10-22.md。</w:t>
+        <w:t>，说明手机默认策略与受系统锁定控制的自动旋转，2026-10-22 查阅。</w:t>
+      </w:r>
+    </w:p>
+    <w:p>
+      <w:r>
+        <w:t>ST-QUALITY-001 为纯验证记录，002 为主题与键盘修正，003 为横屏与 SDK 测试交付。均不增加权限或改变文档格式，设计、证据和回退见 system-theme-keyboard-2026-10-22.md 及 landscape-sdk-tests-2026-10-22.md。</w:t>
       </w:r>
     </w:p>
     <w:p>
@@ -3415,7 +3518,7 @@
                     <pic:cNvPicPr/>
                   </pic:nvPicPr>
                   <pic:blipFill>
-                    <a:blip r:embed="rId14"/>
+                    <a:blip r:embed="rId15"/>
                     <a:stretch>
                       <a:fillRect/>
                     </a:stretch>
@@ -3470,7 +3573,7 @@
                           <pic:cNvPicPr/>
                         </pic:nvPicPr>
                         <pic:blipFill>
-                          <a:blip r:embed="rId15"/>
+                          <a:blip r:embed="rId16"/>
                           <a:stretch>
                             <a:fillRect/>
                           </a:stretch>
@@ -3516,7 +3619,7 @@
                           <pic:cNvPicPr/>
                         </pic:nvPicPr>
                         <pic:blipFill>
-                          <a:blip r:embed="rId16"/>
+                          <a:blip r:embed="rId17"/>
                           <a:stretch>
                             <a:fillRect/>
                           </a:stretch>
@@ -3592,7 +3695,7 @@
                           <pic:cNvPicPr/>
                         </pic:nvPicPr>
                         <pic:blipFill>
-                          <a:blip r:embed="rId17"/>
+                          <a:blip r:embed="rId18"/>
                           <a:stretch>
                             <a:fillRect/>
                           </a:stretch>
@@ -3633,7 +3736,7 @@
                           <pic:cNvPicPr/>
                         </pic:nvPicPr>
                         <pic:blipFill>
-                          <a:blip r:embed="rId18"/>
+                          <a:blip r:embed="rId19"/>
                           <a:stretch>
                             <a:fillRect/>
                           </a:stretch>
@@ -3658,6 +3761,106 @@
     <w:p>
       <w:r>
         <w:t>图 4—5  深色预览和自动聚焦的查找面板；查找输入“保存”后的 1/2 命中另经 UI 树核对。模拟器结果不替代实体手机认证。</w:t>
+      </w:r>
+    </w:p>
+    <w:p>
+      <w:r>
+        <w:br w:type="page"/>
+      </w:r>
+    </w:p>
+    <w:p>
+      <w:pPr>
+        <w:pStyle w:val="Heading1"/>
+      </w:pPr>
+      <w:r>
+        <w:t>手机横屏现场截图</w:t>
+      </w:r>
+    </w:p>
+    <w:p>
+      <w:r>
+        <w:t>API 24，2856×1320。入口自动旋转策略已启用；两侧安全区随方向切换，软键盘使用系统实际窗口缩高。</w:t>
+      </w:r>
+    </w:p>
+    <w:p>
+      <w:r>
+        <w:drawing>
+          <wp:inline xmlns:a="http://schemas.openxmlformats.org/drawingml/2006/main" xmlns:pic="http://schemas.openxmlformats.org/drawingml/2006/picture">
+            <wp:extent cx="5760720" cy="2662517"/>
+            <wp:docPr id="6" name="Picture 6"/>
+            <wp:cNvGraphicFramePr>
+              <a:graphicFrameLocks noChangeAspect="1"/>
+            </wp:cNvGraphicFramePr>
+            <a:graphic>
+              <a:graphicData uri="http://schemas.openxmlformats.org/drawingml/2006/picture">
+                <pic:pic>
+                  <pic:nvPicPr>
+                    <pic:cNvPr id="0" name="quality23-phone-landscape-editor-final.jpeg"/>
+                    <pic:cNvPicPr/>
+                  </pic:nvPicPr>
+                  <pic:blipFill>
+                    <a:blip r:embed="rId20"/>
+                    <a:stretch>
+                      <a:fillRect/>
+                    </a:stretch>
+                  </pic:blipFill>
+                  <pic:spPr>
+                    <a:xfrm>
+                      <a:off x="0" y="0"/>
+                      <a:ext cx="5760720" cy="2662517"/>
+                    </a:xfrm>
+                    <a:prstGeom prst="rect"/>
+                  </pic:spPr>
+                </pic:pic>
+              </a:graphicData>
+            </a:graphic>
+          </wp:inline>
+        </w:drawing>
+      </w:r>
+    </w:p>
+    <w:p>
+      <w:r>
+        <w:t>图 6  横屏工具栏、最近列表与正文；末尾工具可横向滚动。</w:t>
+      </w:r>
+    </w:p>
+    <w:p>
+      <w:r>
+        <w:drawing>
+          <wp:inline xmlns:a="http://schemas.openxmlformats.org/drawingml/2006/main" xmlns:pic="http://schemas.openxmlformats.org/drawingml/2006/picture">
+            <wp:extent cx="5760720" cy="2662517"/>
+            <wp:docPr id="7" name="Picture 7"/>
+            <wp:cNvGraphicFramePr>
+              <a:graphicFrameLocks noChangeAspect="1"/>
+            </wp:cNvGraphicFramePr>
+            <a:graphic>
+              <a:graphicData uri="http://schemas.openxmlformats.org/drawingml/2006/picture">
+                <pic:pic>
+                  <pic:nvPicPr>
+                    <pic:cNvPr id="0" name="quality23-phone-landscape-find-final.jpeg"/>
+                    <pic:cNvPicPr/>
+                  </pic:nvPicPr>
+                  <pic:blipFill>
+                    <a:blip r:embed="rId21"/>
+                    <a:stretch>
+                      <a:fillRect/>
+                    </a:stretch>
+                  </pic:blipFill>
+                  <pic:spPr>
+                    <a:xfrm>
+                      <a:off x="0" y="0"/>
+                      <a:ext cx="5760720" cy="2662517"/>
+                    </a:xfrm>
+                    <a:prstGeom prst="rect"/>
+                  </pic:spPr>
+                </pic:pic>
+              </a:graphicData>
+            </a:graphic>
+          </wp:inline>
+        </w:drawing>
+      </w:r>
+    </w:p>
+    <w:p>
+      <w:r>
+        <w:t>图 7  键盘打开时查找“保存”显示 1/2，命中正文仍可见；查找面板可纵向滚动。</w:t>
       </w:r>
     </w:p>
     <w:sectPr>

--- a/docs/store/mumark-1.0.0/mumark-1.0.0-api24-experience-selftest.docx
+++ b/docs/store/mumark-1.0.0/mumark-1.0.0-api24-experience-selftest.docx
@@ -12,7 +12,7 @@
     </w:p>
     <w:p>
       <w:r>
-        <w:t>2026-10-22 更新 · 版本 1.0.0 · API 24 · ST-QUALITY-001 / 002 / 003</w:t>
+        <w:t>2026-10-22 更新 · 版本 1.0.0 · API 24 · ST-QUALITY-001 / 002 / 003 / 004</w:t>
       </w:r>
     </w:p>
     <w:p>
@@ -25,7 +25,7 @@
     </w:p>
     <w:p>
       <w:r>
-        <w:t>已完成本报告列出的 PC 真机及 API 24 手机模拟器检查，11 组宿主回归及 SDK 本地单测 205/205 通过。本次再补齐手机横屏，修复入口旋转策略、横屏工具栏被隐藏及查找面板占满可用高度的问题。系统主题、PC 键盘与分屏比例保留本日已验证记录，原有窗口和 HTML 导出结果为 10 月 21 日记录。</w:t>
+        <w:t>已完成本报告列出的 PC 真机及 API 24 手机模拟器检查，11 组宿主回归及 SDK 本地单测 205/205 通过。已补齐手机横屏，本轮另修正当前文档删除、置顶列表和设置默认视图，整理设置页布局。系统主题、PC 键盘与分屏比例保留本日已验证记录，原有窗口和 HTML 导出结果为 10 月 21 日记录。</w:t>
       </w:r>
     </w:p>
     <w:p>
@@ -233,7 +233,7 @@
                 <w:b w:val="0"/>
                 <w:sz w:val="21"/>
               </w:rPr>
-              <w:t>0d29b59 加 ST-QUALITY-003；本次提交包含横屏修正、SDK 测试门禁及报告；历史基线 c796a83、aa53fd2</w:t>
+              <w:t>8bdbdff 加 ST-QUALITY-004；本次为当前删除、置顶和设置修正；历史基线 c796a83、aa53fd2</w:t>
             </w:r>
           </w:p>
         </w:tc>
@@ -350,7 +350,7 @@
                 <w:b w:val="0"/>
                 <w:sz w:val="21"/>
               </w:rPr>
-              <w:t>相同 API 24 源码、release 构建模式、既有调试签名；原包覆盖安装，不卸载、不清文档</w:t>
+              <w:t>本轮 API 24 源码、既有调试签名 HAP；原包覆盖安装，不卸载、不清文档</w:t>
             </w:r>
           </w:p>
         </w:tc>
@@ -389,7 +389,7 @@
                 <w:b w:val="0"/>
                 <w:sz w:val="21"/>
               </w:rPr>
-              <w:t>本次源码以原正式签名重新构建 APP/HAP；验签结果见本次补验记录；设备使用既有调试签名覆盖安装，未安装 app_gallery 正式包</w:t>
+              <w:t>以下正式 APP/HAP 对应上一轮 ST-QUALITY-003（8bdbdff）；本轮 004 未重打正式包，设备使用既有调试签名覆盖安装</w:t>
             </w:r>
           </w:p>
         </w:tc>
@@ -981,7 +981,7 @@
                 <w:b w:val="0"/>
                 <w:sz w:val="21"/>
               </w:rPr>
-              <w:t>主按钮 14vp、设置说明 11vp；系统字号变化及所有节点未遍历</w:t>
+              <w:t>主按钮 14vp、设置说明 13vp；系统字号变化及所有节点未遍历</w:t>
             </w:r>
           </w:p>
         </w:tc>
@@ -2939,7 +2939,7 @@
                 <w:b w:val="0"/>
                 <w:sz w:val="21"/>
               </w:rPr>
-              <w:t>40 场景</w:t>
+              <w:t>编辑器与首页回归通过，含当前删除和迟到保存拒绝</w:t>
             </w:r>
           </w:p>
         </w:tc>
@@ -3303,7 +3303,7 @@
     </w:p>
     <w:p>
       <w:r>
-        <w:t>设备包构建命令：hvigorw.bat assembleHap --mode module -p product=default -p buildMode=release --no-daemon，33 tasks 成功；复用现有调试签名，不新建证书。正式签名 assembleApp 42 tasks 成功，APP/HAP verify-app 均通过，Profile 与原正式材料哈希一致，API 24 元数据核对无误。SDK hvigorw.bat test 20 tasks 成功并通过独立断言门禁，详见 ST-QUALITY-003。</w:t>
+        <w:t>ST-QUALITY-003 的设备包构建命令：hvigorw.bat assembleHap --mode module -p product=default -p buildMode=release --no-daemon，33 tasks 成功；复用现有调试签名，不新建证书。正式签名 assembleApp 42 tasks 成功，APP/HAP verify-app 均通过，Profile 与原正式材料哈希一致，API 24 元数据核对无误。SDK hvigorw.bat test 20 tasks 成功并通过独立断言门禁，详见 ST-QUALITY-003。</w:t>
       </w:r>
     </w:p>
     <w:p>
@@ -3382,12 +3382,55 @@
         <w:pStyle w:val="Heading1"/>
       </w:pPr>
       <w:r>
+        <w:t>编辑器文件操作和设置补验</w:t>
+      </w:r>
+    </w:p>
+    <w:p>
+      <w:r>
+        <w:t>ST-QUALITY-004 在 API 24 手机模拟器和 API 26 MateBook Pro 复用原调试签名覆盖安装，33 tasks 构建成功。11 个宿主回归脚本及 SDK 205/205 再次通过；SDK Previewer 的 LocalSocket 原始诊断仍存在。</w:t>
+      </w:r>
+    </w:p>
+    <w:p>
+      <w:r>
+        <w:t>删除当前应用内文档可从侧栏或文档操作进入，确认后回到首页。等待既有检查点结束后再移除草稿，保存进行中提示稍后重试；结束会话后拒绝迟到保存，防止被删文档重新出现。外部原文件仍通过文件管理器删除。</w:t>
+      </w:r>
+    </w:p>
+    <w:p>
+      <w:r>
+        <w:t>手机测试确认取消后文件保留，确认删除后文件消失并返回最近列表。PC 另测关闭自动保存、手动保存后追加未保存修改，UI 显示“未保存”；对应恢复草稿已核对 documentId。删除后文件及草稿均移除，后续检查未重建。仅删除任务新建的测试文件，既有文档保留，自动保存已恢复。</w:t>
+      </w:r>
+    </w:p>
+    <w:p>
+      <w:r>
+        <w:t>置顶测试文档会移动到最近顶部；编辑侧栏只保留“最近”和“资料库”，取消独立置顶 Tab。设置统一卡片留白、行高、说明文字及选项容器，帮助和快捷键默认收起并可展开。</w:t>
+      </w:r>
+    </w:p>
+    <w:p>
+      <w:r>
+        <w:t>默认视图变化后返回当前文档即时应用，未修改偏好时保留临时视图。手机从设置返回后切换编辑器 Web，PC 改分屏后 editor.html 和 preview.html 同时显示相同标题；新开文档沿用偏好。手机窄窗口的分屏偏好仍回退为编辑，不改写已保存偏好。</w:t>
+      </w:r>
+    </w:p>
+    <w:p>
+      <w:r>
+        <w:t>本轮设备验收为调试签名 HAP，正式 APP/HAP 仍是上述 8bdbdff 产物。截图、SDK 日志与测试草稿样本保留在本地 build-logs/quality24-*；设计及命令详见 editor-settings-2026-10-22.md。未覆盖实体手机、平板与官方认证。</w:t>
+      </w:r>
+    </w:p>
+    <w:p>
+      <w:r>
+        <w:br w:type="page"/>
+      </w:r>
+    </w:p>
+    <w:p>
+      <w:pPr>
+        <w:pStyle w:val="Heading1"/>
+      </w:pPr>
+      <w:r>
         <w:t>证据与未覆盖项</w:t>
       </w:r>
     </w:p>
     <w:p>
       <w:r>
-        <w:t>本地 build-logs/l1l2-* 保留 10 月 21 日截图与落盘样本，quality22-* 保存本次截图、构建日志与落盘样本。DOCX 内包含现场采集截图；PC 图片裁掉窗口外桌面和配对应用中的个人信息。应用现有文档和原签名材料均保留。</w:t>
+        <w:t>本地 build-logs/l1l2-* 保留 10 月 21 日截图与落盘样本，quality22-* 至 quality24-* 保存分轮截图、构建日志与落盘样本。DOCX 内截图为 002/003 留档，其中旧置顶 Tab 已在 004 移除，004 的设置截图留在 quality24-*；PC 图片裁掉窗口外桌面和配对应用中的个人信息。应用现有文档和原签名材料均保留。</w:t>
       </w:r>
     </w:p>
     <w:p>
@@ -3480,7 +3523,7 @@
     </w:p>
     <w:p>
       <w:r>
-        <w:t>ST-QUALITY-001 为纯验证记录，002 为主题与键盘修正，003 为横屏与 SDK 测试交付。均不增加权限或改变文档格式，设计、证据和回退见 system-theme-keyboard-2026-10-22.md 及 landscape-sdk-tests-2026-10-22.md。</w:t>
+        <w:t>ST-QUALITY-001 为纯验证记录，002 为主题与键盘修正，003 为横屏与 SDK 测试交付，004 为当前删除、置顶与设置修正。均不增加权限或改变文档格式；设计、证据和回退另见对应日期规格。</w:t>
       </w:r>
     </w:p>
     <w:p>
